--- a/plugins/fire-service/skills/eptz/assets/eptz_template.docx
+++ b/plugins/fire-service/skills/eptz/assets/eptz_template.docx
@@ -647,81 +647,48 @@
     <w:p/>
     <w:tbl>
       <w:tblPr>
-        <w:tblW w:w="5000" w:type="pct"/>
+        <w:tblW w:w="5138" w:type="pct"/>
+        <w:tblInd w:w="-108" w:type="dxa"/>
         <w:tblLook w:val="01E0" w:firstRow="1" w:lastRow="1" w:firstColumn="1" w:lastColumn="1" w:noHBand="0" w:noVBand="0"/>
       </w:tblPr>
       <w:tblGrid>
-        <w:gridCol w:w="4682"/>
-        <w:gridCol w:w="5183"/>
+        <w:gridCol w:w="5210"/>
+        <w:gridCol w:w="4927"/>
       </w:tblGrid>
       <w:tr>
         <w:tc>
           <w:tcPr>
-            <w:tcW w:w="2373" w:type="pct"/>
-            <w:shd w:val="clear" w:color="auto" w:fill="auto"/>
+            <w:tcW w:w="2570" w:type="pct"/>
           </w:tcPr>
           <w:p>
             <w:pPr>
-              <w:widowControl w:val="0"/>
-              <w:autoSpaceDE w:val="0"/>
-              <w:autoSpaceDN w:val="0"/>
-              <w:adjustRightInd w:val="0"/>
               <w:spacing w:line="320" w:lineRule="exact"/>
+              <w:jc w:val="both"/>
               <w:rPr>
-                <w:noProof w:val="0"/>
                 <w:szCs w:val="24"/>
-                <w:lang w:val="bg-BG"/>
+                <w:highlight w:val="yellow"/>
               </w:rPr>
             </w:pPr>
           </w:p>
         </w:tc>
         <w:tc>
           <w:tcPr>
-            <w:tcW w:w="2627" w:type="pct"/>
-            <w:shd w:val="clear" w:color="auto" w:fill="auto"/>
+            <w:tcW w:w="2430" w:type="pct"/>
           </w:tcPr>
           <w:p>
             <w:pPr>
-              <w:widowControl w:val="0"/>
-              <w:autoSpaceDE w:val="0"/>
-              <w:autoSpaceDN w:val="0"/>
-              <w:adjustRightInd w:val="0"/>
               <w:spacing w:line="320" w:lineRule="exact"/>
+              <w:jc w:val="both"/>
               <w:rPr>
-                <w:noProof w:val="0"/>
                 <w:szCs w:val="24"/>
-                <w:lang w:val="bg-BG"/>
+                <w:highlight w:val="yellow"/>
               </w:rPr>
             </w:pPr>
             <w:r>
               <w:rPr>
-                <w:noProof w:val="0"/>
                 <w:szCs w:val="24"/>
-                <w:lang w:val="bg-BG"/>
               </w:rPr>
-              <w:t xml:space="preserve">[ЗВАНИЕ] </w:t>
-            </w:r>
-          </w:p>
-          <w:p>
-            <w:pPr>
-              <w:widowControl w:val="0"/>
-              <w:autoSpaceDE w:val="0"/>
-              <w:autoSpaceDN w:val="0"/>
-              <w:adjustRightInd w:val="0"/>
-              <w:spacing w:line="320" w:lineRule="exact"/>
-              <w:rPr>
-                <w:noProof w:val="0"/>
-                <w:szCs w:val="24"/>
-                <w:lang w:val="bg-BG"/>
-              </w:rPr>
-            </w:pPr>
-            <w:r>
-              <w:rPr>
-                <w:noProof w:val="0"/>
-                <w:szCs w:val="24"/>
-                <w:lang w:val="bg-BG"/>
-              </w:rPr>
-              <w:t>ЕКСПЕРТ:</w:t>
+              <w:t xml:space="preserve">ИЗГОТВИЛ:</w:t>
             </w:r>
           </w:p>
         </w:tc>
@@ -729,51 +696,97 @@
       <w:tr>
         <w:tc>
           <w:tcPr>
-            <w:tcW w:w="2373" w:type="pct"/>
-            <w:shd w:val="clear" w:color="auto" w:fill="auto"/>
+            <w:tcW w:w="2570" w:type="pct"/>
           </w:tcPr>
           <w:p>
             <w:pPr>
-              <w:widowControl w:val="0"/>
-              <w:autoSpaceDE w:val="0"/>
-              <w:autoSpaceDN w:val="0"/>
-              <w:adjustRightInd w:val="0"/>
               <w:spacing w:line="320" w:lineRule="exact"/>
+              <w:jc w:val="both"/>
               <w:rPr>
-                <w:noProof w:val="0"/>
                 <w:szCs w:val="24"/>
-                <w:lang w:val="bg-BG"/>
+                <w:highlight w:val="yellow"/>
               </w:rPr>
             </w:pPr>
           </w:p>
         </w:tc>
         <w:tc>
           <w:tcPr>
-            <w:tcW w:w="2627" w:type="pct"/>
-            <w:shd w:val="clear" w:color="auto" w:fill="auto"/>
+            <w:tcW w:w="2430" w:type="pct"/>
           </w:tcPr>
           <w:p>
             <w:pPr>
-              <w:widowControl w:val="0"/>
-              <w:autoSpaceDE w:val="0"/>
-              <w:autoSpaceDN w:val="0"/>
-              <w:adjustRightInd w:val="0"/>
               <w:spacing w:line="320" w:lineRule="exact"/>
-              <w:jc w:val="center"/>
+              <w:jc w:val="both"/>
               <w:rPr>
-                <w:noProof w:val="0"/>
                 <w:szCs w:val="24"/>
-                <w:lang w:val="bg-BG"/>
               </w:rPr>
             </w:pPr>
             <w:r>
               <w:rPr>
-                <w:noProof w:val="0"/>
                 <w:szCs w:val="24"/>
-                <w:lang w:val="bg-BG"/>
               </w:rPr>
-              <w:t xml:space="preserve">[Име Фамилия]</w:t>
+              <w:t xml:space="preserve">[ЗВАНИЕ]</w:t>
             </w:r>
+          </w:p>
+        </w:tc>
+      </w:tr>
+      <w:tr>
+        <w:tc>
+          <w:tcPr>
+            <w:tcW w:w="2570" w:type="pct"/>
+          </w:tcPr>
+          <w:p>
+            <w:pPr>
+              <w:spacing w:line="320" w:lineRule="exact"/>
+              <w:jc w:val="both"/>
+            </w:pPr>
+          </w:p>
+        </w:tc>
+        <w:tc>
+          <w:tcPr>
+            <w:tcW w:w="2430" w:type="pct"/>
+          </w:tcPr>
+          <w:p>
+            <w:pPr>
+              <w:spacing w:line="320" w:lineRule="exact"/>
+              <w:ind w:firstLine="949"/>
+              <w:jc w:val="both"/>
+              <w:rPr>
+                <w:szCs w:val="24"/>
+                <w:highlight w:val="yellow"/>
+              </w:rPr>
+            </w:pPr>
+            <w:r>
+              <w:t xml:space="preserve">           [Име Фамилия]</w:t>
+            </w:r>
+          </w:p>
+        </w:tc>
+      </w:tr>
+      <w:tr>
+        <w:tc>
+          <w:tcPr>
+            <w:tcW w:w="2570" w:type="pct"/>
+          </w:tcPr>
+          <w:p>
+            <w:pPr>
+              <w:spacing w:line="320" w:lineRule="exact"/>
+              <w:jc w:val="both"/>
+              <w:rPr>
+                <w:szCs w:val="24"/>
+              </w:rPr>
+            </w:pPr>
+          </w:p>
+        </w:tc>
+        <w:tc>
+          <w:tcPr>
+            <w:tcW w:w="2430" w:type="pct"/>
+          </w:tcPr>
+          <w:p>
+            <w:pPr>
+              <w:spacing w:line="320" w:lineRule="exact"/>
+              <w:ind w:firstLine="949"/>
+              <w:jc w:val="both"/>
+            </w:pPr>
           </w:p>
         </w:tc>
       </w:tr>
